--- a/SITP/CN/Notes/M09_Application_Layer.docx
+++ b/SITP/CN/Notes/M09_Application_Layer.docx
@@ -1493,13 +1493,41 @@
           <w:b/>
           <w:bCs/>
         </w:rPr>
-        <w:t xml:space="preserve">stateless, text-based request/response</w:t>
-      </w:r>
-      <w:r>
-        <w:t xml:space="preserve"> </w:t>
-      </w:r>
-      <w:r>
-        <w:t xml:space="preserve">protocol over</w:t>
+        <w:t xml:space="preserve">stateless request/response</w:t>
+      </w:r>
+      <w:r>
+        <w:t xml:space="preserve"> </w:t>
+      </w:r>
+      <w:r>
+        <w:t xml:space="preserve">protocol</w:t>
+      </w:r>
+      <w:r>
+        <w:t xml:space="preserve"> </w:t>
+      </w:r>
+      <w:r>
+        <w:t xml:space="preserve">(text-based in HTTP/1.x;</w:t>
+      </w:r>
+      <w:r>
+        <w:t xml:space="preserve"> </w:t>
+      </w:r>
+      <w:r>
+        <w:rPr>
+          <w:b/>
+          <w:bCs/>
+        </w:rPr>
+        <w:t xml:space="preserve">binary-framed</w:t>
+      </w:r>
+      <w:r>
+        <w:t xml:space="preserve"> </w:t>
+      </w:r>
+      <w:r>
+        <w:t xml:space="preserve">in HTTP/2 and HTTP/3)</w:t>
+      </w:r>
+      <w:r>
+        <w:t xml:space="preserve"> </w:t>
+      </w:r>
+      <w:r>
+        <w:t xml:space="preserve">over</w:t>
       </w:r>
       <w:r>
         <w:t xml:space="preserve"> </w:t>
